--- a/word/016 - Decision Trees.docx
+++ b/word/016 - Decision Trees.docx
@@ -1187,19 +1187,13 @@
         <w:t xml:space="preserve"> </w:t>
       </w:r>
       <w:r>
-        <w:t xml:space="preserve">After that, shifting further to have more blue than red examples </w:t>
-      </w:r>
-      <w:r>
-        <w:t>decrease</w:t>
-      </w:r>
-      <w:r>
-        <w:t xml:space="preserve"> the Gini </w:t>
-      </w:r>
-      <w:r>
-        <w:t>impurity</w:t>
-      </w:r>
-      <w:r>
-        <w:t xml:space="preserve"> back to 0.</w:t>
+        <w:t xml:space="preserve">After that, shifting further to more blue than red examples </w:t>
+      </w:r>
+      <w:r>
+        <w:t>decreases the Gini impurity</w:t>
+      </w:r>
+      <w:r>
+        <w:t xml:space="preserve"> to 0.</w:t>
       </w:r>
       <w:r>
         <w:t xml:space="preserve"> </w:t>
@@ -1249,8 +1243,14 @@
         <w:rPr>
           <w:rFonts w:eastAsiaTheme="minorEastAsia"/>
         </w:rPr>
+        <w:t xml:space="preserve">Equal </w:t>
+      </w:r>
+      <w:r>
+        <w:rPr>
+          <w:rFonts w:eastAsiaTheme="minorEastAsia"/>
+        </w:rPr>
         <w:lastRenderedPageBreak/>
-        <w:t xml:space="preserve">Equal represented means equal probability, and equal probability across m classes is </w:t>
+        <w:t xml:space="preserve">represented means equal probability, and equal probability across m classes is </w:t>
       </w:r>
       <m:oMath>
         <m:f>
@@ -3456,7 +3456,7 @@
         <w:t>four</w:t>
       </w:r>
       <w:r>
-        <w:t xml:space="preserve"> individuals were </w:t>
+        <w:t xml:space="preserve"> we </w:t>
       </w:r>
       <w:r>
         <w:t>incorrectly</w:t>
@@ -3528,7 +3528,13 @@
         <w:t xml:space="preserve">We refer to this reduction </w:t>
       </w:r>
       <w:r>
-        <w:t>as Gini Gain, and it is what we optimize for when trying to find the best split possible within a variable and across variables.</w:t>
+        <w:t xml:space="preserve">as Gini Gain, </w:t>
+      </w:r>
+      <w:r>
+        <w:t>which</w:t>
+      </w:r>
+      <w:r>
+        <w:t xml:space="preserve"> we optimize for when trying to find the best split possible within a variable and across variables.</w:t>
       </w:r>
       <w:r>
         <w:t xml:space="preserve"> </w:t>
@@ -4155,7 +4161,7 @@
         <w:t xml:space="preserve"> </w:t>
       </w:r>
       <w:r>
-        <w:t>This luckily limits the number of possible splits to consider for categorical variables quite a bit.</w:t>
+        <w:t>This limits the number of possible splits for categorical variables quite a bit.</w:t>
       </w:r>
       <w:r>
         <w:t xml:space="preserve"> </w:t>
@@ -4173,7 +4179,13 @@
         <w:t xml:space="preserve"> </w:t>
       </w:r>
       <w:r>
-        <w:t>Note that this current sample can be the absolute starting point, in which case it is the entire dataset, referred to as the root.</w:t>
+        <w:t xml:space="preserve">Note that this current sample can be the absolute starting point, </w:t>
+      </w:r>
+      <w:r>
+        <w:t>which</w:t>
+      </w:r>
+      <w:r>
+        <w:t xml:space="preserve"> is the entire dataset, referred to as the root.</w:t>
       </w:r>
       <w:r>
         <w:t xml:space="preserve"> </w:t>
@@ -6849,16 +6861,19 @@
         <w:t>5</w:t>
       </w:r>
       <w:r>
-        <w:t>, as it</w:t>
-      </w:r>
-      <w:r>
-        <w:t xml:space="preserve"> allows us to </w:t>
+        <w:t xml:space="preserve">, </w:t>
+      </w:r>
+      <w:r>
+        <w:t>allowing</w:t>
+      </w:r>
+      <w:r>
+        <w:t xml:space="preserve"> us to </w:t>
       </w:r>
       <w:r>
         <w:t>represent</w:t>
       </w:r>
       <w:r>
-        <w:t xml:space="preserve"> 32 different states.</w:t>
+        <w:t xml:space="preserve"> 32 states.</w:t>
       </w:r>
       <w:r>
         <w:t xml:space="preserve"> </w:t>
@@ -9957,7 +9972,7 @@
       </w:r>
       <w:r>
         <w:lastRenderedPageBreak/>
-        <w:t>atoms from somehow ending up in the exact same spot, with the teacup unharmed as if nothing happened.</w:t>
+        <w:t>atoms from ending up in the exact same spot, with the teacup unharmed as if nothing happened.</w:t>
       </w:r>
       <w:r>
         <w:t xml:space="preserve"> </w:t>
@@ -10388,7 +10403,7 @@
         <w:t>until</w:t>
       </w:r>
       <w:r>
-        <w:t xml:space="preserve"> there is no more gain in doing so, or we simply run out of </w:t>
+        <w:t xml:space="preserve"> there is no more gain, or we simply run out of </w:t>
       </w:r>
       <w:r>
         <w:t>data points</w:t>
@@ -10732,7 +10747,10 @@
         <w:t xml:space="preserve">use information gain to </w:t>
       </w:r>
       <w:r>
-        <w:t xml:space="preserve">prune our decision tree </w:t>
+        <w:t xml:space="preserve">prune our decision </w:t>
+      </w:r>
+      <w:r>
+        <w:t xml:space="preserve">tree </w:t>
       </w:r>
       <w:r>
         <w:t>in two ways.</w:t>
@@ -10741,34 +10759,34 @@
         <w:t xml:space="preserve"> </w:t>
       </w:r>
       <w:r>
-        <w:t xml:space="preserve">The first approach is to not even add child nodes if the gain </w:t>
+        <w:t xml:space="preserve">The first approach is </w:t>
+      </w:r>
+      <w:r>
+        <w:t>not adding</w:t>
+      </w:r>
+      <w:r>
+        <w:t xml:space="preserve"> child nodes if the gain </w:t>
       </w:r>
       <w:r>
         <w:t>isn't</w:t>
       </w:r>
       <w:r>
-        <w:rPr>
-          <w:rFonts w:ascii="Cambria" w:hAnsi="Cambria"/>
-        </w:rPr>
         <w:t xml:space="preserve"> sufficiently </w:t>
       </w:r>
       <w:r>
-        <w:rPr>
-          <w:rFonts w:ascii="Cambria" w:hAnsi="Cambria"/>
-        </w:rPr>
         <w:t>large.</w:t>
       </w:r>
       <w:r>
-        <w:rPr>
-          <w:rFonts w:ascii="Cambria" w:hAnsi="Cambria"/>
-        </w:rPr>
         <w:t xml:space="preserve"> </w:t>
       </w:r>
       <w:r>
         <w:t xml:space="preserve">Alternatively, we add all possible child nodes and </w:t>
       </w:r>
       <w:r>
-        <w:t xml:space="preserve">prune subtrees with the </w:t>
+        <w:t>prune subtrees with the</w:t>
+      </w:r>
+      <w:r>
+        <w:t xml:space="preserve"> </w:t>
       </w:r>
       <w:r>
         <w:t>lowest</w:t>
@@ -10865,14 +10883,12 @@
       <w:r>
         <w:t xml:space="preserve">pruning a </w:t>
       </w:r>
-      <w:proofErr w:type="gramStart"/>
       <w:r>
         <w:t xml:space="preserve">particular node </w:t>
       </w:r>
       <w:r>
         <w:t>results</w:t>
       </w:r>
-      <w:proofErr w:type="gramEnd"/>
       <w:r>
         <w:t xml:space="preserve"> in a tree that performs no worse (based on some threshold) on the validation set than the original tree, pruning this </w:t>
       </w:r>
@@ -11020,13 +11036,13 @@
         <w:t xml:space="preserve"> </w:t>
       </w:r>
       <w:r>
-        <w:t xml:space="preserve">Finally, our pruned decision tree will be </w:t>
-      </w:r>
-      <w:r>
-        <w:t xml:space="preserve">the </w:t>
-      </w:r>
-      <w:r>
-        <w:t>tree corresponding to th</w:t>
+        <w:t xml:space="preserve">Finally, our pruned decision tree will </w:t>
+      </w:r>
+      <w:r>
+        <w:t>correspond</w:t>
+      </w:r>
+      <w:r>
+        <w:t xml:space="preserve"> to th</w:t>
       </w:r>
       <w:r>
         <w:t xml:space="preserve">at </w:t>
@@ -11091,16 +11107,13 @@
         <w:t xml:space="preserve"> D</w:t>
       </w:r>
       <w:r>
-        <w:t xml:space="preserve">ecision trees vote by </w:t>
+        <w:t>ecision trees vote by committee, using a majority vote to determine the final predicted outcome.</w:t>
+      </w:r>
+      <w:r>
+        <w:t xml:space="preserve"> </w:t>
       </w:r>
       <w:r>
         <w:lastRenderedPageBreak/>
-        <w:t>committee, using a majority vote to determine the final predicted outcome.</w:t>
-      </w:r>
-      <w:r>
-        <w:t xml:space="preserve"> </w:t>
-      </w:r>
-      <w:r>
         <w:t xml:space="preserve">Interestingly, this often yields more </w:t>
       </w:r>
       <w:r>
